--- a/odigoi/02_lab2.en.docx
+++ b/odigoi/02_lab2.en.docx
@@ -20,7 +20,7 @@
           <w:sz w:val="22"/>
           <w:szCs w:val="22"/>
         </w:rPr>
-        <w:id w:val="-121780511"/>
+        <w:id w:val="-690144453"/>
         <w:docPartObj>
           <w:docPartGallery w:val="Table of Contents"/>
           <w:docPartUnique/>
@@ -61,7 +61,7 @@
           <w:r>
             <w:fldChar w:fldCharType="separate"/>
           </w:r>
-          <w:hyperlink w:anchor="_Toc224650886" w:history="1">
+          <w:hyperlink w:anchor="_Toc224651205" w:history="1">
             <w:r>
               <w:rPr>
                 <w:rStyle w:val="Hyperlink"/>
@@ -88,7 +88,7 @@
                 <w:noProof/>
                 <w:webHidden/>
               </w:rPr>
-              <w:instrText xml:space="preserve"> PAGEREF _Toc224650886 \h </w:instrText>
+              <w:instrText xml:space="preserve"> PAGEREF _Toc224651205 \h </w:instrText>
             </w:r>
             <w:r>
               <w:rPr>
@@ -135,7 +135,7 @@
               <w14:ligatures w14:val="standardContextual"/>
             </w:rPr>
           </w:pPr>
-          <w:hyperlink w:anchor="_Toc224650887" w:history="1">
+          <w:hyperlink w:anchor="_Toc224651206" w:history="1">
             <w:r>
               <w:rPr>
                 <w:rStyle w:val="Hyperlink"/>
@@ -162,7 +162,7 @@
                 <w:noProof/>
                 <w:webHidden/>
               </w:rPr>
-              <w:instrText xml:space="preserve"> PAGEREF _Toc224650887 \h </w:instrText>
+              <w:instrText xml:space="preserve"> PAGEREF _Toc224651206 \h </w:instrText>
             </w:r>
             <w:r>
               <w:rPr>
@@ -209,7 +209,7 @@
               <w14:ligatures w14:val="standardContextual"/>
             </w:rPr>
           </w:pPr>
-          <w:hyperlink w:anchor="_Toc224650888" w:history="1">
+          <w:hyperlink w:anchor="_Toc224651207" w:history="1">
             <w:r>
               <w:rPr>
                 <w:rStyle w:val="Hyperlink"/>
@@ -236,7 +236,7 @@
                 <w:noProof/>
                 <w:webHidden/>
               </w:rPr>
-              <w:instrText xml:space="preserve"> PAGEREF _Toc224650888 \h </w:instrText>
+              <w:instrText xml:space="preserve"> PAGEREF _Toc224651207 \h </w:instrText>
             </w:r>
             <w:r>
               <w:rPr>
@@ -283,7 +283,7 @@
               <w14:ligatures w14:val="standardContextual"/>
             </w:rPr>
           </w:pPr>
-          <w:hyperlink w:anchor="_Toc224650889" w:history="1">
+          <w:hyperlink w:anchor="_Toc224651208" w:history="1">
             <w:r>
               <w:rPr>
                 <w:rStyle w:val="Hyperlink"/>
@@ -310,7 +310,7 @@
                 <w:noProof/>
                 <w:webHidden/>
               </w:rPr>
-              <w:instrText xml:space="preserve"> PAGEREF _Toc224650889 \h </w:instrText>
+              <w:instrText xml:space="preserve"> PAGEREF _Toc224651208 \h </w:instrText>
             </w:r>
             <w:r>
               <w:rPr>
@@ -357,7 +357,7 @@
               <w14:ligatures w14:val="standardContextual"/>
             </w:rPr>
           </w:pPr>
-          <w:hyperlink w:anchor="_Toc224650890" w:history="1">
+          <w:hyperlink w:anchor="_Toc224651209" w:history="1">
             <w:r>
               <w:rPr>
                 <w:rStyle w:val="Hyperlink"/>
@@ -384,7 +384,7 @@
                 <w:noProof/>
                 <w:webHidden/>
               </w:rPr>
-              <w:instrText xml:space="preserve"> PAGEREF _Toc224650890 \h </w:instrText>
+              <w:instrText xml:space="preserve"> PAGEREF _Toc224651209 \h </w:instrText>
             </w:r>
             <w:r>
               <w:rPr>
@@ -431,7 +431,7 @@
               <w14:ligatures w14:val="standardContextual"/>
             </w:rPr>
           </w:pPr>
-          <w:hyperlink w:anchor="_Toc224650891" w:history="1">
+          <w:hyperlink w:anchor="_Toc224651210" w:history="1">
             <w:r>
               <w:rPr>
                 <w:rStyle w:val="Hyperlink"/>
@@ -458,7 +458,7 @@
                 <w:noProof/>
                 <w:webHidden/>
               </w:rPr>
-              <w:instrText xml:space="preserve"> PAGEREF _Toc224650891 \h </w:instrText>
+              <w:instrText xml:space="preserve"> PAGEREF _Toc224651210 \h </w:instrText>
             </w:r>
             <w:r>
               <w:rPr>
@@ -505,7 +505,7 @@
               <w14:ligatures w14:val="standardContextual"/>
             </w:rPr>
           </w:pPr>
-          <w:hyperlink w:anchor="_Toc224650892" w:history="1">
+          <w:hyperlink w:anchor="_Toc224651211" w:history="1">
             <w:r>
               <w:rPr>
                 <w:rStyle w:val="Hyperlink"/>
@@ -532,7 +532,7 @@
                 <w:noProof/>
                 <w:webHidden/>
               </w:rPr>
-              <w:instrText xml:space="preserve"> PAGEREF _Toc224650892 \h </w:instrText>
+              <w:instrText xml:space="preserve"> PAGEREF _Toc224651211 \h </w:instrText>
             </w:r>
             <w:r>
               <w:rPr>
@@ -579,7 +579,7 @@
               <w14:ligatures w14:val="standardContextual"/>
             </w:rPr>
           </w:pPr>
-          <w:hyperlink w:anchor="_Toc224650893" w:history="1">
+          <w:hyperlink w:anchor="_Toc224651212" w:history="1">
             <w:r>
               <w:rPr>
                 <w:rStyle w:val="Hyperlink"/>
@@ -606,7 +606,7 @@
                 <w:noProof/>
                 <w:webHidden/>
               </w:rPr>
-              <w:instrText xml:space="preserve"> PAGEREF _Toc224650893 \h </w:instrText>
+              <w:instrText xml:space="preserve"> PAGEREF _Toc224651212 \h </w:instrText>
             </w:r>
             <w:r>
               <w:rPr>
@@ -653,7 +653,7 @@
               <w14:ligatures w14:val="standardContextual"/>
             </w:rPr>
           </w:pPr>
-          <w:hyperlink w:anchor="_Toc224650894" w:history="1">
+          <w:hyperlink w:anchor="_Toc224651213" w:history="1">
             <w:r>
               <w:rPr>
                 <w:rStyle w:val="Hyperlink"/>
@@ -680,7 +680,7 @@
                 <w:noProof/>
                 <w:webHidden/>
               </w:rPr>
-              <w:instrText xml:space="preserve"> PAGEREF _Toc224650894 \h </w:instrText>
+              <w:instrText xml:space="preserve"> PAGEREF _Toc224651213 \h </w:instrText>
             </w:r>
             <w:r>
               <w:rPr>
@@ -727,7 +727,7 @@
               <w14:ligatures w14:val="standardContextual"/>
             </w:rPr>
           </w:pPr>
-          <w:hyperlink w:anchor="_Toc224650895" w:history="1">
+          <w:hyperlink w:anchor="_Toc224651214" w:history="1">
             <w:r>
               <w:rPr>
                 <w:rStyle w:val="Hyperlink"/>
@@ -754,7 +754,7 @@
                 <w:noProof/>
                 <w:webHidden/>
               </w:rPr>
-              <w:instrText xml:space="preserve"> PAGEREF _Toc224650895 \h </w:instrText>
+              <w:instrText xml:space="preserve"> PAGEREF _Toc224651214 \h </w:instrText>
             </w:r>
             <w:r>
               <w:rPr>
@@ -801,7 +801,7 @@
               <w14:ligatures w14:val="standardContextual"/>
             </w:rPr>
           </w:pPr>
-          <w:hyperlink w:anchor="_Toc224650896" w:history="1">
+          <w:hyperlink w:anchor="_Toc224651215" w:history="1">
             <w:r>
               <w:rPr>
                 <w:rStyle w:val="Hyperlink"/>
@@ -828,7 +828,7 @@
                 <w:noProof/>
                 <w:webHidden/>
               </w:rPr>
-              <w:instrText xml:space="preserve"> PAGEREF _Toc224650896 \h </w:instrText>
+              <w:instrText xml:space="preserve"> PAGEREF _Toc224651215 \h </w:instrText>
             </w:r>
             <w:r>
               <w:rPr>
@@ -875,7 +875,7 @@
               <w14:ligatures w14:val="standardContextual"/>
             </w:rPr>
           </w:pPr>
-          <w:hyperlink w:anchor="_Toc224650897" w:history="1">
+          <w:hyperlink w:anchor="_Toc224651216" w:history="1">
             <w:r>
               <w:rPr>
                 <w:rStyle w:val="Hyperlink"/>
@@ -902,7 +902,7 @@
                 <w:noProof/>
                 <w:webHidden/>
               </w:rPr>
-              <w:instrText xml:space="preserve"> PAGEREF _Toc224650897 \h </w:instrText>
+              <w:instrText xml:space="preserve"> PAGEREF _Toc224651216 \h </w:instrText>
             </w:r>
             <w:r>
               <w:rPr>
@@ -949,7 +949,7 @@
               <w14:ligatures w14:val="standardContextual"/>
             </w:rPr>
           </w:pPr>
-          <w:hyperlink w:anchor="_Toc224650898" w:history="1">
+          <w:hyperlink w:anchor="_Toc224651217" w:history="1">
             <w:r>
               <w:rPr>
                 <w:rStyle w:val="Hyperlink"/>
@@ -976,7 +976,7 @@
                 <w:noProof/>
                 <w:webHidden/>
               </w:rPr>
-              <w:instrText xml:space="preserve"> PAGEREF _Toc224650898 \h </w:instrText>
+              <w:instrText xml:space="preserve"> PAGEREF _Toc224651217 \h </w:instrText>
             </w:r>
             <w:r>
               <w:rPr>
@@ -1023,7 +1023,7 @@
               <w14:ligatures w14:val="standardContextual"/>
             </w:rPr>
           </w:pPr>
-          <w:hyperlink w:anchor="_Toc224650899" w:history="1">
+          <w:hyperlink w:anchor="_Toc224651218" w:history="1">
             <w:r>
               <w:rPr>
                 <w:rStyle w:val="Hyperlink"/>
@@ -1050,7 +1050,7 @@
                 <w:noProof/>
                 <w:webHidden/>
               </w:rPr>
-              <w:instrText xml:space="preserve"> PAGEREF _Toc224650899 \h </w:instrText>
+              <w:instrText xml:space="preserve"> PAGEREF _Toc224651218 \h </w:instrText>
             </w:r>
             <w:r>
               <w:rPr>
@@ -1097,7 +1097,7 @@
               <w14:ligatures w14:val="standardContextual"/>
             </w:rPr>
           </w:pPr>
-          <w:hyperlink w:anchor="_Toc224650900" w:history="1">
+          <w:hyperlink w:anchor="_Toc224651219" w:history="1">
             <w:r>
               <w:rPr>
                 <w:rStyle w:val="Hyperlink"/>
@@ -1124,7 +1124,7 @@
                 <w:noProof/>
                 <w:webHidden/>
               </w:rPr>
-              <w:instrText xml:space="preserve"> PAGEREF _Toc224650900 \h </w:instrText>
+              <w:instrText xml:space="preserve"> PAGEREF _Toc224651219 \h </w:instrText>
             </w:r>
             <w:r>
               <w:rPr>
@@ -1171,7 +1171,7 @@
               <w14:ligatures w14:val="standardContextual"/>
             </w:rPr>
           </w:pPr>
-          <w:hyperlink w:anchor="_Toc224650901" w:history="1">
+          <w:hyperlink w:anchor="_Toc224651220" w:history="1">
             <w:r>
               <w:rPr>
                 <w:rStyle w:val="Hyperlink"/>
@@ -1214,7 +1214,7 @@
                 <w:noProof/>
                 <w:webHidden/>
               </w:rPr>
-              <w:instrText xml:space="preserve"> PAGEREF _Toc224650901 \h </w:instrText>
+              <w:instrText xml:space="preserve"> PAGEREF _Toc224651220 \h </w:instrText>
             </w:r>
             <w:r>
               <w:rPr>
@@ -1261,7 +1261,7 @@
               <w14:ligatures w14:val="standardContextual"/>
             </w:rPr>
           </w:pPr>
-          <w:hyperlink w:anchor="_Toc224650902" w:history="1">
+          <w:hyperlink w:anchor="_Toc224651221" w:history="1">
             <w:r>
               <w:rPr>
                 <w:rStyle w:val="Hyperlink"/>
@@ -1288,7 +1288,7 @@
                 <w:noProof/>
                 <w:webHidden/>
               </w:rPr>
-              <w:instrText xml:space="preserve"> PAGEREF _Toc224650902 \h </w:instrText>
+              <w:instrText xml:space="preserve"> PAGEREF _Toc224651221 \h </w:instrText>
             </w:r>
             <w:r>
               <w:rPr>
@@ -1335,7 +1335,7 @@
               <w14:ligatures w14:val="standardContextual"/>
             </w:rPr>
           </w:pPr>
-          <w:hyperlink w:anchor="_Toc224650903" w:history="1">
+          <w:hyperlink w:anchor="_Toc224651222" w:history="1">
             <w:r>
               <w:rPr>
                 <w:rStyle w:val="Hyperlink"/>
@@ -1362,7 +1362,7 @@
                 <w:noProof/>
                 <w:webHidden/>
               </w:rPr>
-              <w:instrText xml:space="preserve"> PAGEREF _Toc224650903 \h </w:instrText>
+              <w:instrText xml:space="preserve"> PAGEREF _Toc224651222 \h </w:instrText>
             </w:r>
             <w:r>
               <w:rPr>
@@ -1405,7 +1405,7 @@
         <w:pStyle w:val="Heading1"/>
       </w:pPr>
       <w:bookmarkStart w:id="0" w:name="data-preparation"/>
-      <w:bookmarkStart w:id="1" w:name="_Toc224650886"/>
+      <w:bookmarkStart w:id="1" w:name="_Toc224651205"/>
       <w:r>
         <w:t>Data preparation</w:t>
       </w:r>
@@ -1462,7 +1462,7 @@
         <w:pStyle w:val="Heading2"/>
       </w:pPr>
       <w:bookmarkStart w:id="2" w:name="uploading-the-example-files-to-hdfs"/>
-      <w:bookmarkStart w:id="3" w:name="_Toc224650887"/>
+      <w:bookmarkStart w:id="3" w:name="_Toc224651206"/>
       <w:r>
         <w:t>Uploading the example files to HDFS</w:t>
       </w:r>
@@ -1574,7 +1574,7 @@
         <w:pStyle w:val="Heading2"/>
       </w:pPr>
       <w:bookmarkStart w:id="4" w:name="uploading-the-code-files-to-hdfs"/>
-      <w:bookmarkStart w:id="5" w:name="_Toc224650888"/>
+      <w:bookmarkStart w:id="5" w:name="_Toc224651207"/>
       <w:bookmarkEnd w:id="2"/>
       <w:r>
         <w:lastRenderedPageBreak/>
@@ -1874,7 +1874,7 @@
         <w:pStyle w:val="Heading1"/>
       </w:pPr>
       <w:bookmarkStart w:id="6" w:name="mapreduce"/>
-      <w:bookmarkStart w:id="7" w:name="_Toc224650889"/>
+      <w:bookmarkStart w:id="7" w:name="_Toc224651208"/>
       <w:bookmarkEnd w:id="0"/>
       <w:bookmarkEnd w:id="4"/>
       <w:r>
@@ -1888,7 +1888,7 @@
           <w:noProof/>
         </w:rPr>
         <w:drawing>
-          <wp:inline distT="0" distB="0" distL="0" distR="0" wp14:anchorId="15B04592" wp14:editId="2669A451">
+          <wp:inline distT="0" distB="0" distL="0" distR="0" wp14:anchorId="1DD0513F" wp14:editId="5BC99841">
             <wp:extent cx="6692900" cy="3688103"/>
             <wp:effectExtent l="0" t="0" r="0" b="0"/>
             <wp:docPr id="25" name="Picture" descr="Figure 1"/>
@@ -1940,7 +1940,7 @@
         </w:rPr>
         <w:lastRenderedPageBreak/>
         <w:drawing>
-          <wp:inline distT="0" distB="0" distL="0" distR="0" wp14:anchorId="3DD18CB2" wp14:editId="2B0F5744">
+          <wp:inline distT="0" distB="0" distL="0" distR="0" wp14:anchorId="5FE2E28F" wp14:editId="1E1A65D6">
             <wp:extent cx="6692900" cy="4256266"/>
             <wp:effectExtent l="0" t="0" r="0" b="0"/>
             <wp:docPr id="28" name="Picture" descr="Figure 2"/>
@@ -2065,7 +2065,7 @@
     </w:p>
     <w:p>
       <w:r>
-        <w:pict w14:anchorId="069393F0">
+        <w:pict w14:anchorId="75C18D11">
           <v:rect id="_x0000_i1025" style="width:0;height:1.5pt" o:hralign="center" o:hrstd="t" o:hr="t"/>
         </w:pict>
       </w:r>
@@ -2931,7 +2931,7 @@
         <w:pStyle w:val="Heading2"/>
       </w:pPr>
       <w:bookmarkStart w:id="8" w:name="code-explanation"/>
-      <w:bookmarkStart w:id="9" w:name="_Toc224650890"/>
+      <w:bookmarkStart w:id="9" w:name="_Toc224651209"/>
       <w:r>
         <w:t>Code explanation</w:t>
       </w:r>
@@ -3642,7 +3642,7 @@
         </w:rPr>
         <w:lastRenderedPageBreak/>
         <w:drawing>
-          <wp:inline distT="0" distB="0" distL="0" distR="0" wp14:anchorId="669F158F" wp14:editId="000AF1B5">
+          <wp:inline distT="0" distB="0" distL="0" distR="0" wp14:anchorId="1D4DCC93" wp14:editId="4CADDF92">
             <wp:extent cx="6692900" cy="5630951"/>
             <wp:effectExtent l="0" t="0" r="0" b="0"/>
             <wp:docPr id="31" name="Picture" descr="Figure 3"/>
@@ -3689,7 +3689,7 @@
         <w:pStyle w:val="Heading1"/>
       </w:pPr>
       <w:bookmarkStart w:id="10" w:name="data-format"/>
-      <w:bookmarkStart w:id="11" w:name="_Toc224650891"/>
+      <w:bookmarkStart w:id="11" w:name="_Toc224651210"/>
       <w:bookmarkEnd w:id="6"/>
       <w:bookmarkEnd w:id="8"/>
       <w:r>
@@ -4046,7 +4046,7 @@
         <w:pStyle w:val="Heading1"/>
       </w:pPr>
       <w:bookmarkStart w:id="12" w:name="rdd-resilient-distributed-datasets"/>
-      <w:bookmarkStart w:id="13" w:name="_Toc224650892"/>
+      <w:bookmarkStart w:id="13" w:name="_Toc224651211"/>
       <w:bookmarkEnd w:id="10"/>
       <w:r>
         <w:t>RDD (Resilient Distributed Datasets)</w:t>
@@ -4080,7 +4080,7 @@
         <w:pStyle w:val="Heading2"/>
       </w:pPr>
       <w:bookmarkStart w:id="14" w:name="query-1-with-rdds"/>
-      <w:bookmarkStart w:id="15" w:name="_Toc224650893"/>
+      <w:bookmarkStart w:id="15" w:name="_Toc224651212"/>
       <w:r>
         <w:t>Query 1 with RDDs</w:t>
       </w:r>
@@ -5385,7 +5385,7 @@
         <w:pStyle w:val="Heading2"/>
       </w:pPr>
       <w:bookmarkStart w:id="16" w:name="query-2-with-rdds"/>
-      <w:bookmarkStart w:id="17" w:name="_Toc224650894"/>
+      <w:bookmarkStart w:id="17" w:name="_Toc224651213"/>
       <w:bookmarkEnd w:id="14"/>
       <w:r>
         <w:t>Query 2 with RDDs</w:t>
@@ -8035,7 +8035,7 @@
         <w:pStyle w:val="Heading2"/>
       </w:pPr>
       <w:bookmarkStart w:id="18" w:name="query-3-with-rdds"/>
-      <w:bookmarkStart w:id="19" w:name="_Toc224650895"/>
+      <w:bookmarkStart w:id="19" w:name="_Toc224651214"/>
       <w:bookmarkEnd w:id="16"/>
       <w:r>
         <w:t>Query 3 with RDDs</w:t>
@@ -8913,7 +8913,7 @@
         <w:pStyle w:val="Heading2"/>
       </w:pPr>
       <w:bookmarkStart w:id="20" w:name="X0ebb225e49c783925da653d8916e1064510e172"/>
-      <w:bookmarkStart w:id="21" w:name="_Toc224650896"/>
+      <w:bookmarkStart w:id="21" w:name="_Toc224651215"/>
       <w:bookmarkEnd w:id="18"/>
       <w:r>
         <w:t>Hands-on RddQ4 example: joining two datasets using only RDD operations</w:t>
@@ -11272,7 +11272,7 @@
         <w:pStyle w:val="Heading1"/>
       </w:pPr>
       <w:bookmarkStart w:id="22" w:name="dataframes"/>
-      <w:bookmarkStart w:id="23" w:name="_Toc224650897"/>
+      <w:bookmarkStart w:id="23" w:name="_Toc224651216"/>
       <w:bookmarkEnd w:id="12"/>
       <w:bookmarkEnd w:id="20"/>
       <w:r>
@@ -11375,7 +11375,7 @@
         <w:pStyle w:val="Heading2"/>
       </w:pPr>
       <w:bookmarkStart w:id="24" w:name="query-1-with-dataframes"/>
-      <w:bookmarkStart w:id="25" w:name="_Toc224650898"/>
+      <w:bookmarkStart w:id="25" w:name="_Toc224651217"/>
       <w:r>
         <w:t>Query 1 with DataFrames</w:t>
       </w:r>
@@ -12387,7 +12387,7 @@
         <w:pStyle w:val="Heading2"/>
       </w:pPr>
       <w:bookmarkStart w:id="26" w:name="query-2-with-dataframes-and-sql"/>
-      <w:bookmarkStart w:id="27" w:name="_Toc224650899"/>
+      <w:bookmarkStart w:id="27" w:name="_Toc224651218"/>
       <w:bookmarkEnd w:id="24"/>
       <w:r>
         <w:t>Query 2 with DataFrames and SQL</w:t>
@@ -13874,7 +13874,7 @@
         <w:pStyle w:val="Heading2"/>
       </w:pPr>
       <w:bookmarkStart w:id="28" w:name="Xcc93ce83c0e3cb7b52537d056e6aba01c67eb4a"/>
-      <w:bookmarkStart w:id="29" w:name="_Toc224650900"/>
+      <w:bookmarkStart w:id="29" w:name="_Toc224651219"/>
       <w:bookmarkEnd w:id="26"/>
       <w:r>
         <w:t>Alternative Query 2 without an intermediate table</w:t>
@@ -15083,7 +15083,7 @@
         <w:pStyle w:val="Heading2"/>
       </w:pPr>
       <w:bookmarkStart w:id="30" w:name="X5edca289c0d769d7376da1c3bea4ad5e7d073c4"/>
-      <w:bookmarkStart w:id="31" w:name="_Toc224650901"/>
+      <w:bookmarkStart w:id="31" w:name="_Toc224651220"/>
       <w:bookmarkEnd w:id="28"/>
       <w:r>
         <w:t>DataFrame join and aggregation example (</w:t>
@@ -16734,7 +16734,7 @@
         <w:pStyle w:val="Heading2"/>
       </w:pPr>
       <w:bookmarkStart w:id="32" w:name="query-3-with-dataframes-and-a-udf"/>
-      <w:bookmarkStart w:id="33" w:name="_Toc224650902"/>
+      <w:bookmarkStart w:id="33" w:name="_Toc224651221"/>
       <w:bookmarkEnd w:id="30"/>
       <w:r>
         <w:t>Query 3 with DataFrames and a UDF</w:t>
@@ -17992,7 +17992,7 @@
         <w:pStyle w:val="Heading1"/>
       </w:pPr>
       <w:bookmarkStart w:id="34" w:name="X331278b5294afbeff0c9f148ce9e49d39a20d1a"/>
-      <w:bookmarkStart w:id="35" w:name="_Toc224650903"/>
+      <w:bookmarkStart w:id="35" w:name="_Toc224651222"/>
       <w:bookmarkEnd w:id="22"/>
       <w:bookmarkEnd w:id="32"/>
       <w:r>
@@ -18380,7 +18380,7 @@
           <w:noProof/>
         </w:rPr>
         <w:drawing>
-          <wp:inline distT="0" distB="0" distL="0" distR="0" wp14:anchorId="3EE76FAA" wp14:editId="4FB3AE77">
+          <wp:inline distT="0" distB="0" distL="0" distR="0" wp14:anchorId="4566B869" wp14:editId="10BD5BDB">
             <wp:extent cx="6692900" cy="1930915"/>
             <wp:effectExtent l="0" t="0" r="0" b="0"/>
             <wp:docPr id="54" name="Picture" descr="Figure 4"/>
@@ -18479,7 +18479,7 @@
           <w:noProof/>
         </w:rPr>
         <w:drawing>
-          <wp:inline distT="0" distB="0" distL="0" distR="0" wp14:anchorId="3B38ED50" wp14:editId="11F4E6FD">
+          <wp:inline distT="0" distB="0" distL="0" distR="0" wp14:anchorId="4B798D84" wp14:editId="1136DA32">
             <wp:extent cx="6692900" cy="3092850"/>
             <wp:effectExtent l="0" t="0" r="0" b="0"/>
             <wp:docPr id="57" name="Picture" descr="Figure 5"/>
@@ -19029,7 +19029,7 @@
   <w:abstractNum w:abstractNumId="9" w15:restartNumberingAfterBreak="0">
     <w:nsid w:val="0000A990"/>
     <w:multiLevelType w:val="multilevel"/>
-    <w:tmpl w:val="5F2692D2"/>
+    <w:tmpl w:val="D37E20A8"/>
     <w:lvl w:ilvl="0">
       <w:numFmt w:val="bullet"/>
       <w:lvlText w:val=" "/>
@@ -19106,7 +19106,7 @@
   <w:abstractNum w:abstractNumId="10" w15:restartNumberingAfterBreak="0">
     <w:nsid w:val="0000A991"/>
     <w:multiLevelType w:val="multilevel"/>
-    <w:tmpl w:val="F858E6DC"/>
+    <w:tmpl w:val="B136DF34"/>
     <w:lvl w:ilvl="0">
       <w:numFmt w:val="bullet"/>
       <w:lvlText w:val=""/>
@@ -19210,7 +19210,7 @@
   <w:abstractNum w:abstractNumId="11" w15:restartNumberingAfterBreak="0">
     <w:nsid w:val="00A99411"/>
     <w:multiLevelType w:val="multilevel"/>
-    <w:tmpl w:val="DDA0DCAA"/>
+    <w:tmpl w:val="743E0A1A"/>
     <w:lvl w:ilvl="0">
       <w:start w:val="1"/>
       <w:numFmt w:val="decimal"/>
@@ -19296,7 +19296,7 @@
   <w:abstractNum w:abstractNumId="12" w15:restartNumberingAfterBreak="0">
     <w:nsid w:val="00A99412"/>
     <w:multiLevelType w:val="multilevel"/>
-    <w:tmpl w:val="8FBA587E"/>
+    <w:tmpl w:val="E2F4490A"/>
     <w:lvl w:ilvl="0">
       <w:start w:val="2"/>
       <w:numFmt w:val="decimal"/>
@@ -19382,7 +19382,7 @@
   <w:abstractNum w:abstractNumId="13" w15:restartNumberingAfterBreak="0">
     <w:nsid w:val="00A99413"/>
     <w:multiLevelType w:val="multilevel"/>
-    <w:tmpl w:val="F9EA26B0"/>
+    <w:tmpl w:val="FCB07BCE"/>
     <w:lvl w:ilvl="0">
       <w:start w:val="3"/>
       <w:numFmt w:val="decimal"/>
@@ -19468,7 +19468,7 @@
   <w:abstractNum w:abstractNumId="14" w15:restartNumberingAfterBreak="0">
     <w:nsid w:val="00A99414"/>
     <w:multiLevelType w:val="multilevel"/>
-    <w:tmpl w:val="4FC8429A"/>
+    <w:tmpl w:val="BC546986"/>
     <w:lvl w:ilvl="0">
       <w:start w:val="4"/>
       <w:numFmt w:val="decimal"/>
@@ -19554,7 +19554,7 @@
   <w:abstractNum w:abstractNumId="15" w15:restartNumberingAfterBreak="0">
     <w:nsid w:val="00A99415"/>
     <w:multiLevelType w:val="multilevel"/>
-    <w:tmpl w:val="D92E487C"/>
+    <w:tmpl w:val="93D623CC"/>
     <w:lvl w:ilvl="0">
       <w:start w:val="5"/>
       <w:numFmt w:val="decimal"/>
@@ -19637,70 +19637,70 @@
       </w:pPr>
     </w:lvl>
   </w:abstractNum>
-  <w:num w:numId="1" w16cid:durableId="1257206532">
+  <w:num w:numId="1" w16cid:durableId="1155877444">
     <w:abstractNumId w:val="8"/>
   </w:num>
-  <w:num w:numId="2" w16cid:durableId="824860404">
+  <w:num w:numId="2" w16cid:durableId="716246193">
     <w:abstractNumId w:val="6"/>
   </w:num>
-  <w:num w:numId="3" w16cid:durableId="1905140939">
+  <w:num w:numId="3" w16cid:durableId="1315572895">
     <w:abstractNumId w:val="5"/>
   </w:num>
-  <w:num w:numId="4" w16cid:durableId="2034961661">
+  <w:num w:numId="4" w16cid:durableId="270557303">
     <w:abstractNumId w:val="4"/>
   </w:num>
-  <w:num w:numId="5" w16cid:durableId="2050110983">
+  <w:num w:numId="5" w16cid:durableId="1980183834">
     <w:abstractNumId w:val="7"/>
   </w:num>
-  <w:num w:numId="6" w16cid:durableId="1806502441">
+  <w:num w:numId="6" w16cid:durableId="340394209">
     <w:abstractNumId w:val="3"/>
   </w:num>
-  <w:num w:numId="7" w16cid:durableId="2037152450">
+  <w:num w:numId="7" w16cid:durableId="297229463">
     <w:abstractNumId w:val="2"/>
   </w:num>
-  <w:num w:numId="8" w16cid:durableId="574778816">
+  <w:num w:numId="8" w16cid:durableId="525563878">
     <w:abstractNumId w:val="1"/>
   </w:num>
-  <w:num w:numId="9" w16cid:durableId="353264067">
+  <w:num w:numId="9" w16cid:durableId="494221961">
     <w:abstractNumId w:val="0"/>
   </w:num>
-  <w:num w:numId="10" w16cid:durableId="954947645">
+  <w:num w:numId="10" w16cid:durableId="305819702">
     <w:abstractNumId w:val="9"/>
   </w:num>
-  <w:num w:numId="11" w16cid:durableId="60100791">
+  <w:num w:numId="11" w16cid:durableId="377432287">
     <w:abstractNumId w:val="10"/>
   </w:num>
-  <w:num w:numId="12" w16cid:durableId="1267690820">
+  <w:num w:numId="12" w16cid:durableId="266161775">
     <w:abstractNumId w:val="10"/>
   </w:num>
-  <w:num w:numId="13" w16cid:durableId="993676576">
+  <w:num w:numId="13" w16cid:durableId="2055230950">
     <w:abstractNumId w:val="10"/>
   </w:num>
-  <w:num w:numId="14" w16cid:durableId="1637443583">
+  <w:num w:numId="14" w16cid:durableId="673652583">
     <w:abstractNumId w:val="10"/>
   </w:num>
-  <w:num w:numId="15" w16cid:durableId="653409655">
+  <w:num w:numId="15" w16cid:durableId="2120834000">
     <w:abstractNumId w:val="10"/>
   </w:num>
-  <w:num w:numId="16" w16cid:durableId="705526987">
+  <w:num w:numId="16" w16cid:durableId="1166362883">
     <w:abstractNumId w:val="10"/>
   </w:num>
-  <w:num w:numId="17" w16cid:durableId="190189478">
+  <w:num w:numId="17" w16cid:durableId="1202208578">
     <w:abstractNumId w:val="10"/>
   </w:num>
-  <w:num w:numId="18" w16cid:durableId="132408074">
+  <w:num w:numId="18" w16cid:durableId="781143873">
     <w:abstractNumId w:val="10"/>
   </w:num>
-  <w:num w:numId="19" w16cid:durableId="148447415">
+  <w:num w:numId="19" w16cid:durableId="2049602566">
     <w:abstractNumId w:val="10"/>
   </w:num>
-  <w:num w:numId="20" w16cid:durableId="486289135">
+  <w:num w:numId="20" w16cid:durableId="2035493195">
     <w:abstractNumId w:val="10"/>
   </w:num>
-  <w:num w:numId="21" w16cid:durableId="394596712">
+  <w:num w:numId="21" w16cid:durableId="487209822">
     <w:abstractNumId w:val="10"/>
   </w:num>
-  <w:num w:numId="22" w16cid:durableId="935674275">
+  <w:num w:numId="22" w16cid:durableId="189799281">
     <w:abstractNumId w:val="11"/>
     <w:lvlOverride w:ilvl="0">
       <w:startOverride w:val="1"/>
@@ -19730,7 +19730,7 @@
       <w:startOverride w:val="1"/>
     </w:lvlOverride>
   </w:num>
-  <w:num w:numId="23" w16cid:durableId="1812558311">
+  <w:num w:numId="23" w16cid:durableId="1141656468">
     <w:abstractNumId w:val="12"/>
     <w:lvlOverride w:ilvl="0">
       <w:startOverride w:val="2"/>
@@ -19760,7 +19760,7 @@
       <w:startOverride w:val="2"/>
     </w:lvlOverride>
   </w:num>
-  <w:num w:numId="24" w16cid:durableId="641160567">
+  <w:num w:numId="24" w16cid:durableId="1463573227">
     <w:abstractNumId w:val="13"/>
     <w:lvlOverride w:ilvl="0">
       <w:startOverride w:val="3"/>
@@ -19790,7 +19790,7 @@
       <w:startOverride w:val="3"/>
     </w:lvlOverride>
   </w:num>
-  <w:num w:numId="25" w16cid:durableId="300765703">
+  <w:num w:numId="25" w16cid:durableId="1462769554">
     <w:abstractNumId w:val="14"/>
     <w:lvlOverride w:ilvl="0">
       <w:startOverride w:val="4"/>
@@ -19820,7 +19820,7 @@
       <w:startOverride w:val="4"/>
     </w:lvlOverride>
   </w:num>
-  <w:num w:numId="26" w16cid:durableId="1867131456">
+  <w:num w:numId="26" w16cid:durableId="1795715527">
     <w:abstractNumId w:val="15"/>
     <w:lvlOverride w:ilvl="0">
       <w:startOverride w:val="5"/>
@@ -31668,7 +31668,7 @@
     <w:autoRedefine/>
     <w:uiPriority w:val="39"/>
     <w:unhideWhenUsed/>
-    <w:rsid w:val="00235F69"/>
+    <w:rsid w:val="00774B5E"/>
     <w:pPr>
       <w:spacing w:after="100"/>
     </w:pPr>
@@ -31680,7 +31680,7 @@
     <w:autoRedefine/>
     <w:uiPriority w:val="39"/>
     <w:unhideWhenUsed/>
-    <w:rsid w:val="00235F69"/>
+    <w:rsid w:val="00774B5E"/>
     <w:pPr>
       <w:spacing w:after="100"/>
       <w:ind w:left="220"/>
@@ -31691,7 +31691,7 @@
     <w:basedOn w:val="DefaultParagraphFont"/>
     <w:uiPriority w:val="99"/>
     <w:unhideWhenUsed/>
-    <w:rsid w:val="00235F69"/>
+    <w:rsid w:val="00774B5E"/>
     <w:rPr>
       <w:color w:val="0000FF" w:themeColor="hyperlink"/>
       <w:u w:val="single"/>
